--- a/doc/2016_2025.docx
+++ b/doc/2016_2025.docx
@@ -4976,6 +4976,24 @@
       <w:pPr>
         <w:rPr>
           <w:rFonts w:ascii="Times New Roman" w:hAnsi="Times New Roman" w:cs="Times New Roman"/>
+          <w:sz w:val="21"/>
+          <w:szCs w:val="21"/>
+        </w:rPr>
+      </w:pPr>
+    </w:p>
+    <w:p>
+      <w:pPr>
+        <w:rPr>
+          <w:rFonts w:ascii="Times New Roman" w:hAnsi="Times New Roman" w:cs="Times New Roman"/>
+          <w:sz w:val="21"/>
+          <w:szCs w:val="21"/>
+        </w:rPr>
+      </w:pPr>
+    </w:p>
+    <w:p>
+      <w:pPr>
+        <w:rPr>
+          <w:rFonts w:ascii="Times New Roman" w:hAnsi="Times New Roman" w:cs="Times New Roman" w:hint="eastAsia"/>
           <w:sz w:val="21"/>
           <w:szCs w:val="21"/>
         </w:rPr>
